--- a/docs/deliverables/ITPM_Project_Governance_and_Resource_Management.docx
+++ b/docs/deliverables/ITPM_Project_Governance_and_Resource_Management.docx
@@ -1466,6 +1466,42 @@
           <w:rtl w:val="1"/>
         </w:rPr>
         <w:t>اعداد زمان، برآورد تیم از فعالیت‌های انجام‌شده‌اند و معادل گزارش حضور سازمانی یا تایم‌شیت حقوقی نیستند.</w:t>
+      </w:r>
+    </w:p>
+    <w:p>
+      <w:pPr>
+        <w:spacing w:before="320" w:after="160"/>
+        <w:jc w:val="right"/>
+        <w:keepNext/>
+        <w:bidi w:val="1"/>
+      </w:pPr>
+      <w:r>
+        <w:rPr>
+          <w:rFonts w:ascii="Arial" w:hAnsi="Arial" w:cs="Arial"/>
+          <w:b/>
+          <w:color w:val="064E5F"/>
+          <w:sz w:val="32"/>
+          <w:rtl w:val="1"/>
+        </w:rPr>
+        <w:t>تأمین و توسعه تیم</w:t>
+      </w:r>
+    </w:p>
+    <w:p>
+      <w:pPr>
+        <w:spacing w:before="0" w:after="120" w:line="300" w:lineRule="auto"/>
+        <w:jc w:val="right"/>
+        <w:bidi w:val="1"/>
+      </w:pPr>
+      <w:r>
+        <w:rPr>
+          <w:rFonts w:ascii="Arial" w:hAnsi="Arial" w:cs="Arial"/>
+          <w:b w:val="0"/>
+          <w:color w:val="15212B"/>
+          <w:sz w:val="22"/>
+          <w:rtl w:val="1"/>
+          <w:rtl w:val="1"/>
+        </w:rPr>
+        <w:t>تیم از سه عضو موجود گروه تشکیل شد و نیروی بیرونی استخدام نشد. تقسیم نقش بر پایه توان و امکان ارائه انجام شد: کار تخصصی مدل و معماری برای محمدامین، بازبینی رابط و مستندات برای محدثه، و کنترل شاخص‌ها و ریسک برای محمدرضا. پس از بازخورد TA، مالکیت خروجی‌ها روشن‌تر شد و برای کاهش وابستگی به مدیر پروژه، QA، Knowledge Base و کنترل پروژه به دو عضو دیگر واگذار شد. انتقال دانش از طریق مستندات، بازبینی صفحه‌های Notion و توضیح بخش مستقل در ویدئو انجام می‌شود.</w:t>
       </w:r>
     </w:p>
     <w:p>
@@ -3379,7 +3415,7 @@
                 <w:rtl w:val="1"/>
                 <w:rtl w:val="1"/>
               </w:rPr>
-              <w:t>Jira/GitHub و جلسه کوتاه</w:t>
+              <w:t>Jira، Notion، GitHub و جلسه کوتاه</w:t>
             </w:r>
           </w:p>
         </w:tc>
@@ -4371,7 +4407,7 @@
         <w:sz w:val="18"/>
         <w:rtl w:val="1"/>
       </w:rPr>
-      <w:t>امدادیار | حاکمیت و مدیریت منابع</w:t>
+      <w:t>امداد یار | حاکمیت و مدیریت منابع</w:t>
     </w:r>
   </w:p>
 </w:hdr>
